--- a/logs/imagetest_docx/vanban1.docx
+++ b/logs/imagetest_docx/vanban1.docx
@@ -93,10 +93,9 @@
             <w:r>
               <w:rPr>
                 <w:rFonts w:ascii="Times New Roman" w:hAnsi="Times New Roman"/>
-                <w:b/>
                 <w:sz w:val="22"/>
               </w:rPr>
-              <w:t>ĐẢNG CỘNG SẢN VIỆT NAM</w:t>
+              <w:t>ĐĂNG CỘNG SĂN VIỆT NAM</w:t>
             </w:r>
           </w:p>
           <w:p>
